--- a/archive/docx/句法规范.docx
+++ b/archive/docx/句法规范.docx
@@ -30,7 +30,7 @@
         <w:rPr>
           <w:rFonts w:hint="default" w:ascii="Times New Roman" w:hAnsi="Times New Roman" w:cs="Times New Roman"/>
         </w:rPr>
-        <w:t>本规范适用于维古登语常规体（非诗歌体），涵盖句子结构、语序、各类句型的完整规则。所有示例均以第五版词典为词汇标准。</w:t>
+        <w:t>本规范适用于维古登语常规体（非诗歌体），涵盖句子结构、语序、各类句型的完整规则。所有示例均以第七版词典为词汇标准。</w:t>
       </w:r>
     </w:p>
     <w:p>
